--- a/public/2026/seq01/FICHE_S1-A05_OST_4eme.docx
+++ b/public/2026/seq01/FICHE_S1-A05_OST_4eme.docx
@@ -211,32 +211,6 @@
                 <w:szCs w:val="15"/>
               </w:rPr>
               <w:t xml:space="preserve">ACTIVITÉ N°05  ·  S10</w:t>
-            </w:r>
-          </w:p>
-          <w:p>
-            <w:pPr>
-              <w:spacing w:after="0"/>
-            </w:pPr>
-            <w:r>
-              <w:rPr>
-                <w:rFonts w:ascii="Arial" w:cs="Arial" w:eastAsia="Arial" w:hAnsi="Arial"/>
-                <w:sz w:val="14"/>
-                <w:szCs w:val="14"/>
-              </w:rPr>
-              <w:t xml:space="preserve">NOM : ..............................</w:t>
-            </w:r>
-          </w:p>
-          <w:p>
-            <w:pPr>
-              <w:spacing w:after="0"/>
-            </w:pPr>
-            <w:r>
-              <w:rPr>
-                <w:rFonts w:ascii="Arial" w:cs="Arial" w:eastAsia="Arial" w:hAnsi="Arial"/>
-                <w:sz w:val="14"/>
-                <w:szCs w:val="14"/>
-              </w:rPr>
-              <w:t xml:space="preserve">PRÉNOM : .........................</w:t>
             </w:r>
           </w:p>
         </w:tc>
@@ -3835,12 +3809,12 @@
           <w:sz w:val="24"/>
           <w:szCs w:val="24"/>
         </w:rPr>
-        <w:t xml:space="preserve">Le smartphone est un système et pas un OST simple parce que …</w:t>
+        <w:t xml:space="preserve">Le smartphone est un système et pas un OST simple parce que …</w:t>
       </w:r>
     </w:p>
     <w:p>
       <w:pPr>
-        <w:spacing w:after="128"/>
+        <w:spacing w:after="240"/>
       </w:pPr>
       <w:r>
         <w:rPr>
@@ -3852,12 +3826,12 @@
           <w:sz w:val="24"/>
           <w:szCs w:val="24"/>
         </w:rPr>
-        <w:t xml:space="preserve">..............................................................................</w:t>
+        <w:t xml:space="preserve">............................................................................................................................................</w:t>
       </w:r>
     </w:p>
     <w:p>
       <w:pPr>
-        <w:spacing w:after="128"/>
+        <w:spacing w:after="240"/>
       </w:pPr>
       <w:r>
         <w:rPr>
@@ -3869,7 +3843,7 @@
           <w:sz w:val="24"/>
           <w:szCs w:val="24"/>
         </w:rPr>
-        <w:t xml:space="preserve">..............................................................................</w:t>
+        <w:t xml:space="preserve">............................................................................................................................................</w:t>
       </w:r>
     </w:p>
     <w:p>

--- a/public/2026/seq01/FICHE_S1-A05_OST_4eme.docx
+++ b/public/2026/seq01/FICHE_S1-A05_OST_4eme.docx
@@ -1690,7 +1690,7 @@
                 <w:sz w:val="24"/>
                 <w:szCs w:val="24"/>
               </w:rPr>
-              <w:t xml:space="preserve">..........................</w:t>
+              <w:t xml:space="preserve">...........................................</w:t>
             </w:r>
           </w:p>
         </w:tc>
@@ -1727,7 +1727,7 @@
                 <w:sz w:val="24"/>
                 <w:szCs w:val="24"/>
               </w:rPr>
-              <w:t xml:space="preserve">..........................</w:t>
+              <w:t xml:space="preserve">...........................................</w:t>
             </w:r>
           </w:p>
         </w:tc>
@@ -1764,7 +1764,7 @@
                 <w:sz w:val="24"/>
                 <w:szCs w:val="24"/>
               </w:rPr>
-              <w:t xml:space="preserve">..........................</w:t>
+              <w:t xml:space="preserve">...........................................</w:t>
             </w:r>
           </w:p>
         </w:tc>
@@ -1804,7 +1804,7 @@
                 <w:sz w:val="24"/>
                 <w:szCs w:val="24"/>
               </w:rPr>
-              <w:t xml:space="preserve">..........................</w:t>
+              <w:t xml:space="preserve">...........................................</w:t>
             </w:r>
           </w:p>
         </w:tc>
@@ -1839,7 +1839,7 @@
                 <w:sz w:val="24"/>
                 <w:szCs w:val="24"/>
               </w:rPr>
-              <w:t xml:space="preserve">..........................</w:t>
+              <w:t xml:space="preserve">...........................................</w:t>
             </w:r>
           </w:p>
         </w:tc>
@@ -1874,7 +1874,7 @@
                 <w:sz w:val="24"/>
                 <w:szCs w:val="24"/>
               </w:rPr>
-              <w:t xml:space="preserve">..........................</w:t>
+              <w:t xml:space="preserve">...........................................</w:t>
             </w:r>
           </w:p>
         </w:tc>
@@ -2403,81 +2403,81 @@
                 <w:sz w:val="24"/>
                 <w:szCs w:val="24"/>
               </w:rPr>
+              <w:t xml:space="preserve">...................................</w:t>
+            </w:r>
+          </w:p>
+        </w:tc>
+        <w:tc>
+          <w:tcPr>
+            <w:tcW w:type="dxa" w:w="4160"/>
+            <w:tcBorders>
+              <w:top w:val="single" w:color="000000" w:sz="6"/>
+              <w:left w:val="single" w:color="000000" w:sz="6"/>
+              <w:bottom w:val="single" w:color="000000" w:sz="6"/>
+              <w:right w:val="single" w:color="000000" w:sz="6"/>
+            </w:tcBorders>
+            <w:tcMar>
+              <w:top w:type="dxa" w:w="40"/>
+              <w:left w:type="dxa" w:w="80"/>
+              <w:bottom w:type="dxa" w:w="40"/>
+              <w:right w:type="dxa" w:w="80"/>
+            </w:tcMar>
+            <w:vAlign w:val="top"/>
+          </w:tcPr>
+          <w:p>
+            <w:pPr>
+              <w:keepNext/>
+              <w:keepLines/>
+              <w:spacing w:after="0"/>
+            </w:pPr>
+            <w:r>
+              <w:rPr>
+                <w:rFonts w:ascii="Arial" w:cs="Arial" w:eastAsia="Arial" w:hAnsi="Arial"/>
+                <w:b w:val="false"/>
+                <w:bCs w:val="false"/>
+                <w:i w:val="false"/>
+                <w:iCs w:val="false"/>
+                <w:sz w:val="24"/>
+                <w:szCs w:val="24"/>
+              </w:rPr>
+              <w:t xml:space="preserve">conduit l'eau jusqu'au réservoir</w:t>
+            </w:r>
+          </w:p>
+        </w:tc>
+        <w:tc>
+          <w:tcPr>
+            <w:tcW w:type="dxa" w:w="1600"/>
+            <w:tcBorders>
+              <w:top w:val="single" w:color="000000" w:sz="6"/>
+              <w:left w:val="single" w:color="000000" w:sz="6"/>
+              <w:bottom w:val="single" w:color="000000" w:sz="6"/>
+              <w:right w:val="single" w:color="000000" w:sz="6"/>
+            </w:tcBorders>
+            <w:tcMar>
+              <w:top w:type="dxa" w:w="40"/>
+              <w:left w:type="dxa" w:w="80"/>
+              <w:bottom w:type="dxa" w:w="40"/>
+              <w:right w:type="dxa" w:w="80"/>
+            </w:tcMar>
+            <w:vAlign w:val="top"/>
+          </w:tcPr>
+          <w:p>
+            <w:pPr>
+              <w:keepNext/>
+              <w:keepLines/>
+              <w:spacing w:after="0"/>
+            </w:pPr>
+            <w:r>
+              <w:rPr>
+                <w:rFonts w:ascii="Arial" w:cs="Arial" w:eastAsia="Arial" w:hAnsi="Arial"/>
+                <w:b w:val="false"/>
+                <w:bCs w:val="false"/>
+                <w:i w:val="false"/>
+                <w:iCs w:val="false"/>
+                <w:sz w:val="24"/>
+                <w:szCs w:val="24"/>
+              </w:rPr>
               <w:t xml:space="preserve">....................</w:t>
-            </w:r>
-          </w:p>
-        </w:tc>
-        <w:tc>
-          <w:tcPr>
-            <w:tcW w:type="dxa" w:w="4160"/>
-            <w:tcBorders>
-              <w:top w:val="single" w:color="000000" w:sz="6"/>
-              <w:left w:val="single" w:color="000000" w:sz="6"/>
-              <w:bottom w:val="single" w:color="000000" w:sz="6"/>
-              <w:right w:val="single" w:color="000000" w:sz="6"/>
-            </w:tcBorders>
-            <w:tcMar>
-              <w:top w:type="dxa" w:w="40"/>
-              <w:left w:type="dxa" w:w="80"/>
-              <w:bottom w:type="dxa" w:w="40"/>
-              <w:right w:type="dxa" w:w="80"/>
-            </w:tcMar>
-            <w:vAlign w:val="top"/>
-          </w:tcPr>
-          <w:p>
-            <w:pPr>
-              <w:keepNext/>
-              <w:keepLines/>
-              <w:spacing w:after="0"/>
-            </w:pPr>
-            <w:r>
-              <w:rPr>
-                <w:rFonts w:ascii="Arial" w:cs="Arial" w:eastAsia="Arial" w:hAnsi="Arial"/>
-                <w:b w:val="false"/>
-                <w:bCs w:val="false"/>
-                <w:i w:val="false"/>
-                <w:iCs w:val="false"/>
-                <w:sz w:val="24"/>
-                <w:szCs w:val="24"/>
-              </w:rPr>
-              <w:t xml:space="preserve">conduit l'eau jusqu'au réservoir</w:t>
-            </w:r>
-          </w:p>
-        </w:tc>
-        <w:tc>
-          <w:tcPr>
-            <w:tcW w:type="dxa" w:w="1600"/>
-            <w:tcBorders>
-              <w:top w:val="single" w:color="000000" w:sz="6"/>
-              <w:left w:val="single" w:color="000000" w:sz="6"/>
-              <w:bottom w:val="single" w:color="000000" w:sz="6"/>
-              <w:right w:val="single" w:color="000000" w:sz="6"/>
-            </w:tcBorders>
-            <w:tcMar>
-              <w:top w:type="dxa" w:w="40"/>
-              <w:left w:type="dxa" w:w="80"/>
-              <w:bottom w:type="dxa" w:w="40"/>
-              <w:right w:type="dxa" w:w="80"/>
-            </w:tcMar>
-            <w:vAlign w:val="top"/>
-          </w:tcPr>
-          <w:p>
-            <w:pPr>
-              <w:keepNext/>
-              <w:keepLines/>
-              <w:spacing w:after="0"/>
-            </w:pPr>
-            <w:r>
-              <w:rPr>
-                <w:rFonts w:ascii="Arial" w:cs="Arial" w:eastAsia="Arial" w:hAnsi="Arial"/>
-                <w:b w:val="false"/>
-                <w:bCs w:val="false"/>
-                <w:i w:val="false"/>
-                <w:iCs w:val="false"/>
-                <w:sz w:val="24"/>
-                <w:szCs w:val="24"/>
-              </w:rPr>
-              <w:t xml:space="preserve">......</w:t>
             </w:r>
           </w:p>
         </w:tc>
@@ -2556,81 +2556,81 @@
                 <w:sz w:val="24"/>
                 <w:szCs w:val="24"/>
               </w:rPr>
+              <w:t xml:space="preserve">...................................</w:t>
+            </w:r>
+          </w:p>
+        </w:tc>
+        <w:tc>
+          <w:tcPr>
+            <w:tcW w:type="dxa" w:w="4160"/>
+            <w:tcBorders>
+              <w:top w:val="single" w:color="000000" w:sz="6"/>
+              <w:left w:val="single" w:color="000000" w:sz="6"/>
+              <w:bottom w:val="single" w:color="000000" w:sz="6"/>
+              <w:right w:val="single" w:color="000000" w:sz="6"/>
+            </w:tcBorders>
+            <w:tcMar>
+              <w:top w:type="dxa" w:w="40"/>
+              <w:left w:type="dxa" w:w="80"/>
+              <w:bottom w:type="dxa" w:w="40"/>
+              <w:right w:type="dxa" w:w="80"/>
+            </w:tcMar>
+            <w:vAlign w:val="top"/>
+          </w:tcPr>
+          <w:p>
+            <w:pPr>
+              <w:keepNext/>
+              <w:keepLines/>
+              <w:spacing w:after="0"/>
+            </w:pPr>
+            <w:r>
+              <w:rPr>
+                <w:rFonts w:ascii="Arial" w:cs="Arial" w:eastAsia="Arial" w:hAnsi="Arial"/>
+                <w:b w:val="false"/>
+                <w:bCs w:val="false"/>
+                <w:i w:val="false"/>
+                <w:iCs w:val="false"/>
+                <w:sz w:val="24"/>
+                <w:szCs w:val="24"/>
+              </w:rPr>
+              <w:t xml:space="preserve">garde l'eau en réserve</w:t>
+            </w:r>
+          </w:p>
+        </w:tc>
+        <w:tc>
+          <w:tcPr>
+            <w:tcW w:type="dxa" w:w="1600"/>
+            <w:tcBorders>
+              <w:top w:val="single" w:color="000000" w:sz="6"/>
+              <w:left w:val="single" w:color="000000" w:sz="6"/>
+              <w:bottom w:val="single" w:color="000000" w:sz="6"/>
+              <w:right w:val="single" w:color="000000" w:sz="6"/>
+            </w:tcBorders>
+            <w:tcMar>
+              <w:top w:type="dxa" w:w="40"/>
+              <w:left w:type="dxa" w:w="80"/>
+              <w:bottom w:type="dxa" w:w="40"/>
+              <w:right w:type="dxa" w:w="80"/>
+            </w:tcMar>
+            <w:vAlign w:val="top"/>
+          </w:tcPr>
+          <w:p>
+            <w:pPr>
+              <w:keepNext/>
+              <w:keepLines/>
+              <w:spacing w:after="0"/>
+            </w:pPr>
+            <w:r>
+              <w:rPr>
+                <w:rFonts w:ascii="Arial" w:cs="Arial" w:eastAsia="Arial" w:hAnsi="Arial"/>
+                <w:b w:val="false"/>
+                <w:bCs w:val="false"/>
+                <w:i w:val="false"/>
+                <w:iCs w:val="false"/>
+                <w:sz w:val="24"/>
+                <w:szCs w:val="24"/>
+              </w:rPr>
               <w:t xml:space="preserve">....................</w:t>
-            </w:r>
-          </w:p>
-        </w:tc>
-        <w:tc>
-          <w:tcPr>
-            <w:tcW w:type="dxa" w:w="4160"/>
-            <w:tcBorders>
-              <w:top w:val="single" w:color="000000" w:sz="6"/>
-              <w:left w:val="single" w:color="000000" w:sz="6"/>
-              <w:bottom w:val="single" w:color="000000" w:sz="6"/>
-              <w:right w:val="single" w:color="000000" w:sz="6"/>
-            </w:tcBorders>
-            <w:tcMar>
-              <w:top w:type="dxa" w:w="40"/>
-              <w:left w:type="dxa" w:w="80"/>
-              <w:bottom w:type="dxa" w:w="40"/>
-              <w:right w:type="dxa" w:w="80"/>
-            </w:tcMar>
-            <w:vAlign w:val="top"/>
-          </w:tcPr>
-          <w:p>
-            <w:pPr>
-              <w:keepNext/>
-              <w:keepLines/>
-              <w:spacing w:after="0"/>
-            </w:pPr>
-            <w:r>
-              <w:rPr>
-                <w:rFonts w:ascii="Arial" w:cs="Arial" w:eastAsia="Arial" w:hAnsi="Arial"/>
-                <w:b w:val="false"/>
-                <w:bCs w:val="false"/>
-                <w:i w:val="false"/>
-                <w:iCs w:val="false"/>
-                <w:sz w:val="24"/>
-                <w:szCs w:val="24"/>
-              </w:rPr>
-              <w:t xml:space="preserve">garde l'eau en réserve</w:t>
-            </w:r>
-          </w:p>
-        </w:tc>
-        <w:tc>
-          <w:tcPr>
-            <w:tcW w:type="dxa" w:w="1600"/>
-            <w:tcBorders>
-              <w:top w:val="single" w:color="000000" w:sz="6"/>
-              <w:left w:val="single" w:color="000000" w:sz="6"/>
-              <w:bottom w:val="single" w:color="000000" w:sz="6"/>
-              <w:right w:val="single" w:color="000000" w:sz="6"/>
-            </w:tcBorders>
-            <w:tcMar>
-              <w:top w:type="dxa" w:w="40"/>
-              <w:left w:type="dxa" w:w="80"/>
-              <w:bottom w:type="dxa" w:w="40"/>
-              <w:right w:type="dxa" w:w="80"/>
-            </w:tcMar>
-            <w:vAlign w:val="top"/>
-          </w:tcPr>
-          <w:p>
-            <w:pPr>
-              <w:keepNext/>
-              <w:keepLines/>
-              <w:spacing w:after="0"/>
-            </w:pPr>
-            <w:r>
-              <w:rPr>
-                <w:rFonts w:ascii="Arial" w:cs="Arial" w:eastAsia="Arial" w:hAnsi="Arial"/>
-                <w:b w:val="false"/>
-                <w:bCs w:val="false"/>
-                <w:i w:val="false"/>
-                <w:iCs w:val="false"/>
-                <w:sz w:val="24"/>
-                <w:szCs w:val="24"/>
-              </w:rPr>
-              <w:t xml:space="preserve">......</w:t>
             </w:r>
           </w:p>
         </w:tc>
@@ -2709,81 +2709,81 @@
                 <w:sz w:val="24"/>
                 <w:szCs w:val="24"/>
               </w:rPr>
+              <w:t xml:space="preserve">...................................</w:t>
+            </w:r>
+          </w:p>
+        </w:tc>
+        <w:tc>
+          <w:tcPr>
+            <w:tcW w:type="dxa" w:w="4160"/>
+            <w:tcBorders>
+              <w:top w:val="single" w:color="000000" w:sz="6"/>
+              <w:left w:val="single" w:color="000000" w:sz="6"/>
+              <w:bottom w:val="single" w:color="000000" w:sz="6"/>
+              <w:right w:val="single" w:color="000000" w:sz="6"/>
+            </w:tcBorders>
+            <w:tcMar>
+              <w:top w:type="dxa" w:w="40"/>
+              <w:left w:type="dxa" w:w="80"/>
+              <w:bottom w:type="dxa" w:w="40"/>
+              <w:right w:type="dxa" w:w="80"/>
+            </w:tcMar>
+            <w:vAlign w:val="top"/>
+          </w:tcPr>
+          <w:p>
+            <w:pPr>
+              <w:keepNext/>
+              <w:keepLines/>
+              <w:spacing w:after="0"/>
+            </w:pPr>
+            <w:r>
+              <w:rPr>
+                <w:rFonts w:ascii="Arial" w:cs="Arial" w:eastAsia="Arial" w:hAnsi="Arial"/>
+                <w:b w:val="false"/>
+                <w:bCs w:val="false"/>
+                <w:i w:val="false"/>
+                <w:iCs w:val="false"/>
+                <w:sz w:val="24"/>
+                <w:szCs w:val="24"/>
+              </w:rPr>
+              <w:t xml:space="preserve">remonte l'eau sous pression</w:t>
+            </w:r>
+          </w:p>
+        </w:tc>
+        <w:tc>
+          <w:tcPr>
+            <w:tcW w:type="dxa" w:w="1600"/>
+            <w:tcBorders>
+              <w:top w:val="single" w:color="000000" w:sz="6"/>
+              <w:left w:val="single" w:color="000000" w:sz="6"/>
+              <w:bottom w:val="single" w:color="000000" w:sz="6"/>
+              <w:right w:val="single" w:color="000000" w:sz="6"/>
+            </w:tcBorders>
+            <w:tcMar>
+              <w:top w:type="dxa" w:w="40"/>
+              <w:left w:type="dxa" w:w="80"/>
+              <w:bottom w:type="dxa" w:w="40"/>
+              <w:right w:type="dxa" w:w="80"/>
+            </w:tcMar>
+            <w:vAlign w:val="top"/>
+          </w:tcPr>
+          <w:p>
+            <w:pPr>
+              <w:keepNext/>
+              <w:keepLines/>
+              <w:spacing w:after="0"/>
+            </w:pPr>
+            <w:r>
+              <w:rPr>
+                <w:rFonts w:ascii="Arial" w:cs="Arial" w:eastAsia="Arial" w:hAnsi="Arial"/>
+                <w:b w:val="false"/>
+                <w:bCs w:val="false"/>
+                <w:i w:val="false"/>
+                <w:iCs w:val="false"/>
+                <w:sz w:val="24"/>
+                <w:szCs w:val="24"/>
+              </w:rPr>
               <w:t xml:space="preserve">....................</w:t>
-            </w:r>
-          </w:p>
-        </w:tc>
-        <w:tc>
-          <w:tcPr>
-            <w:tcW w:type="dxa" w:w="4160"/>
-            <w:tcBorders>
-              <w:top w:val="single" w:color="000000" w:sz="6"/>
-              <w:left w:val="single" w:color="000000" w:sz="6"/>
-              <w:bottom w:val="single" w:color="000000" w:sz="6"/>
-              <w:right w:val="single" w:color="000000" w:sz="6"/>
-            </w:tcBorders>
-            <w:tcMar>
-              <w:top w:type="dxa" w:w="40"/>
-              <w:left w:type="dxa" w:w="80"/>
-              <w:bottom w:type="dxa" w:w="40"/>
-              <w:right w:type="dxa" w:w="80"/>
-            </w:tcMar>
-            <w:vAlign w:val="top"/>
-          </w:tcPr>
-          <w:p>
-            <w:pPr>
-              <w:keepNext/>
-              <w:keepLines/>
-              <w:spacing w:after="0"/>
-            </w:pPr>
-            <w:r>
-              <w:rPr>
-                <w:rFonts w:ascii="Arial" w:cs="Arial" w:eastAsia="Arial" w:hAnsi="Arial"/>
-                <w:b w:val="false"/>
-                <w:bCs w:val="false"/>
-                <w:i w:val="false"/>
-                <w:iCs w:val="false"/>
-                <w:sz w:val="24"/>
-                <w:szCs w:val="24"/>
-              </w:rPr>
-              <w:t xml:space="preserve">remonte l'eau sous pression</w:t>
-            </w:r>
-          </w:p>
-        </w:tc>
-        <w:tc>
-          <w:tcPr>
-            <w:tcW w:type="dxa" w:w="1600"/>
-            <w:tcBorders>
-              <w:top w:val="single" w:color="000000" w:sz="6"/>
-              <w:left w:val="single" w:color="000000" w:sz="6"/>
-              <w:bottom w:val="single" w:color="000000" w:sz="6"/>
-              <w:right w:val="single" w:color="000000" w:sz="6"/>
-            </w:tcBorders>
-            <w:tcMar>
-              <w:top w:type="dxa" w:w="40"/>
-              <w:left w:type="dxa" w:w="80"/>
-              <w:bottom w:type="dxa" w:w="40"/>
-              <w:right w:type="dxa" w:w="80"/>
-            </w:tcMar>
-            <w:vAlign w:val="top"/>
-          </w:tcPr>
-          <w:p>
-            <w:pPr>
-              <w:keepNext/>
-              <w:keepLines/>
-              <w:spacing w:after="0"/>
-            </w:pPr>
-            <w:r>
-              <w:rPr>
-                <w:rFonts w:ascii="Arial" w:cs="Arial" w:eastAsia="Arial" w:hAnsi="Arial"/>
-                <w:b w:val="false"/>
-                <w:bCs w:val="false"/>
-                <w:i w:val="false"/>
-                <w:iCs w:val="false"/>
-                <w:sz w:val="24"/>
-                <w:szCs w:val="24"/>
-              </w:rPr>
-              <w:t xml:space="preserve">......</w:t>
             </w:r>
           </w:p>
         </w:tc>
@@ -2858,77 +2858,77 @@
                 <w:sz w:val="24"/>
                 <w:szCs w:val="24"/>
               </w:rPr>
+              <w:t xml:space="preserve">...................................</w:t>
+            </w:r>
+          </w:p>
+        </w:tc>
+        <w:tc>
+          <w:tcPr>
+            <w:tcW w:type="dxa" w:w="4160"/>
+            <w:tcBorders>
+              <w:top w:val="single" w:color="000000" w:sz="6"/>
+              <w:left w:val="single" w:color="000000" w:sz="6"/>
+              <w:bottom w:val="single" w:color="000000" w:sz="6"/>
+              <w:right w:val="single" w:color="000000" w:sz="6"/>
+            </w:tcBorders>
+            <w:tcMar>
+              <w:top w:type="dxa" w:w="40"/>
+              <w:left w:type="dxa" w:w="80"/>
+              <w:bottom w:type="dxa" w:w="40"/>
+              <w:right w:type="dxa" w:w="80"/>
+            </w:tcMar>
+            <w:vAlign w:val="top"/>
+          </w:tcPr>
+          <w:p>
+            <w:pPr>
+              <w:spacing w:after="0"/>
+            </w:pPr>
+            <w:r>
+              <w:rPr>
+                <w:rFonts w:ascii="Arial" w:cs="Arial" w:eastAsia="Arial" w:hAnsi="Arial"/>
+                <w:b w:val="false"/>
+                <w:bCs w:val="false"/>
+                <w:i w:val="false"/>
+                <w:iCs w:val="false"/>
+                <w:sz w:val="24"/>
+                <w:szCs w:val="24"/>
+              </w:rPr>
+              <w:t xml:space="preserve">donne l'eau à l'utilisateur</w:t>
+            </w:r>
+          </w:p>
+        </w:tc>
+        <w:tc>
+          <w:tcPr>
+            <w:tcW w:type="dxa" w:w="1600"/>
+            <w:tcBorders>
+              <w:top w:val="single" w:color="000000" w:sz="6"/>
+              <w:left w:val="single" w:color="000000" w:sz="6"/>
+              <w:bottom w:val="single" w:color="000000" w:sz="6"/>
+              <w:right w:val="single" w:color="000000" w:sz="6"/>
+            </w:tcBorders>
+            <w:tcMar>
+              <w:top w:type="dxa" w:w="40"/>
+              <w:left w:type="dxa" w:w="80"/>
+              <w:bottom w:type="dxa" w:w="40"/>
+              <w:right w:type="dxa" w:w="80"/>
+            </w:tcMar>
+            <w:vAlign w:val="top"/>
+          </w:tcPr>
+          <w:p>
+            <w:pPr>
+              <w:spacing w:after="0"/>
+            </w:pPr>
+            <w:r>
+              <w:rPr>
+                <w:rFonts w:ascii="Arial" w:cs="Arial" w:eastAsia="Arial" w:hAnsi="Arial"/>
+                <w:b w:val="false"/>
+                <w:bCs w:val="false"/>
+                <w:i w:val="false"/>
+                <w:iCs w:val="false"/>
+                <w:sz w:val="24"/>
+                <w:szCs w:val="24"/>
+              </w:rPr>
               <w:t xml:space="preserve">....................</w:t>
-            </w:r>
-          </w:p>
-        </w:tc>
-        <w:tc>
-          <w:tcPr>
-            <w:tcW w:type="dxa" w:w="4160"/>
-            <w:tcBorders>
-              <w:top w:val="single" w:color="000000" w:sz="6"/>
-              <w:left w:val="single" w:color="000000" w:sz="6"/>
-              <w:bottom w:val="single" w:color="000000" w:sz="6"/>
-              <w:right w:val="single" w:color="000000" w:sz="6"/>
-            </w:tcBorders>
-            <w:tcMar>
-              <w:top w:type="dxa" w:w="40"/>
-              <w:left w:type="dxa" w:w="80"/>
-              <w:bottom w:type="dxa" w:w="40"/>
-              <w:right w:type="dxa" w:w="80"/>
-            </w:tcMar>
-            <w:vAlign w:val="top"/>
-          </w:tcPr>
-          <w:p>
-            <w:pPr>
-              <w:spacing w:after="0"/>
-            </w:pPr>
-            <w:r>
-              <w:rPr>
-                <w:rFonts w:ascii="Arial" w:cs="Arial" w:eastAsia="Arial" w:hAnsi="Arial"/>
-                <w:b w:val="false"/>
-                <w:bCs w:val="false"/>
-                <w:i w:val="false"/>
-                <w:iCs w:val="false"/>
-                <w:sz w:val="24"/>
-                <w:szCs w:val="24"/>
-              </w:rPr>
-              <w:t xml:space="preserve">donne l'eau à l'utilisateur</w:t>
-            </w:r>
-          </w:p>
-        </w:tc>
-        <w:tc>
-          <w:tcPr>
-            <w:tcW w:type="dxa" w:w="1600"/>
-            <w:tcBorders>
-              <w:top w:val="single" w:color="000000" w:sz="6"/>
-              <w:left w:val="single" w:color="000000" w:sz="6"/>
-              <w:bottom w:val="single" w:color="000000" w:sz="6"/>
-              <w:right w:val="single" w:color="000000" w:sz="6"/>
-            </w:tcBorders>
-            <w:tcMar>
-              <w:top w:type="dxa" w:w="40"/>
-              <w:left w:type="dxa" w:w="80"/>
-              <w:bottom w:type="dxa" w:w="40"/>
-              <w:right w:type="dxa" w:w="80"/>
-            </w:tcMar>
-            <w:vAlign w:val="top"/>
-          </w:tcPr>
-          <w:p>
-            <w:pPr>
-              <w:spacing w:after="0"/>
-            </w:pPr>
-            <w:r>
-              <w:rPr>
-                <w:rFonts w:ascii="Arial" w:cs="Arial" w:eastAsia="Arial" w:hAnsi="Arial"/>
-                <w:b w:val="false"/>
-                <w:bCs w:val="false"/>
-                <w:i w:val="false"/>
-                <w:iCs w:val="false"/>
-                <w:sz w:val="24"/>
-                <w:szCs w:val="24"/>
-              </w:rPr>
-              <w:t xml:space="preserve">......</w:t>
             </w:r>
           </w:p>
         </w:tc>
@@ -3596,7 +3596,7 @@
                 <w:sz w:val="24"/>
                 <w:szCs w:val="24"/>
               </w:rPr>
-              <w:t xml:space="preserve">............................</w:t>
+              <w:t xml:space="preserve">.............................................</w:t>
             </w:r>
           </w:p>
         </w:tc>
@@ -3633,7 +3633,7 @@
                 <w:sz w:val="24"/>
                 <w:szCs w:val="24"/>
               </w:rPr>
-              <w:t xml:space="preserve">............................</w:t>
+              <w:t xml:space="preserve">.............................................</w:t>
             </w:r>
           </w:p>
         </w:tc>
@@ -3708,7 +3708,7 @@
                 <w:sz w:val="24"/>
                 <w:szCs w:val="24"/>
               </w:rPr>
-              <w:t xml:space="preserve">............................</w:t>
+              <w:t xml:space="preserve">.............................................</w:t>
             </w:r>
           </w:p>
         </w:tc>
@@ -3743,7 +3743,7 @@
                 <w:sz w:val="24"/>
                 <w:szCs w:val="24"/>
               </w:rPr>
-              <w:t xml:space="preserve">............................</w:t>
+              <w:t xml:space="preserve">.............................................</w:t>
             </w:r>
           </w:p>
         </w:tc>

--- a/public/2026/seq01/FICHE_S1-A05_OST_4eme.docx
+++ b/public/2026/seq01/FICHE_S1-A05_OST_4eme.docx
@@ -349,8 +349,37 @@
       <w:pPr>
         <w:keepNext/>
         <w:keepLines/>
+        <w:spacing w:after="60"/>
+      </w:pPr>
+    </w:p>
+    <w:p>
+      <w:pPr>
         <w:spacing w:after="128"/>
       </w:pPr>
+      <w:r>
+        <w:rPr>
+          <w:rFonts w:ascii="Arial" w:cs="Arial" w:eastAsia="Arial" w:hAnsi="Arial"/>
+          <w:b/>
+          <w:bCs/>
+          <w:i w:val="false"/>
+          <w:iCs w:val="false"/>
+          <w:sz w:val="24"/>
+          <w:szCs w:val="24"/>
+        </w:rPr>
+        <w:t xml:space="preserve">OBJECTIF — </w:t>
+      </w:r>
+      <w:r>
+        <w:rPr>
+          <w:rFonts w:ascii="Arial" w:cs="Arial" w:eastAsia="Arial" w:hAnsi="Arial"/>
+          <w:b w:val="false"/>
+          <w:bCs w:val="false"/>
+          <w:i w:val="false"/>
+          <w:iCs w:val="false"/>
+          <w:sz w:val="24"/>
+          <w:szCs w:val="24"/>
+        </w:rPr>
+        <w:t xml:space="preserve">Tu sauras distinguer un objet technique d'un système, et repérer ses trois flux.</w:t>
+      </w:r>
     </w:p>
     <w:tbl>
       <w:tblPr>

--- a/public/2026/seq01/FICHE_S1-A05_OST_4eme.docx
+++ b/public/2026/seq01/FICHE_S1-A05_OST_4eme.docx
@@ -477,6 +477,40 @@
         </w:tc>
       </w:tr>
     </w:tbl>
+    <w:p>
+      <w:pPr>
+        <w:spacing w:after="60" w:before="96"/>
+      </w:pPr>
+      <w:r>
+        <w:rPr>
+          <w:rFonts w:ascii="Arial" w:cs="Arial" w:eastAsia="Arial" w:hAnsi="Arial"/>
+          <w:b w:val="false"/>
+          <w:bCs w:val="false"/>
+          <w:i/>
+          <w:iCs/>
+          <w:sz w:val="22"/>
+          <w:szCs w:val="22"/>
+        </w:rPr>
+        <w:t xml:space="preserve">D'APRÈS TOI ? Réponds AVANT de commencer, même sans être sûr. Ça ne se note pas.</w:t>
+      </w:r>
+    </w:p>
+    <w:p>
+      <w:pPr>
+        <w:spacing w:after="240"/>
+      </w:pPr>
+      <w:r>
+        <w:rPr>
+          <w:rFonts w:ascii="Arial" w:cs="Arial" w:eastAsia="Arial" w:hAnsi="Arial"/>
+          <w:b w:val="false"/>
+          <w:bCs w:val="false"/>
+          <w:i w:val="false"/>
+          <w:iCs w:val="false"/>
+          <w:sz w:val="24"/>
+          <w:szCs w:val="24"/>
+        </w:rPr>
+        <w:t xml:space="preserve">............................................................................................................................................</w:t>
+      </w:r>
+    </w:p>
     <w:p>
       <w:pPr>
         <w:keepNext/>
